--- a/NguKimThinhPhat/NguKimThinhPhat_ThanhLapDiaDiem/NguKimThinhPhat_UyQuyen.docx
+++ b/NguKimThinhPhat/NguKimThinhPhat_ThanhLapDiaDiem/NguKimThinhPhat_UyQuyen.docx
@@ -102,7 +102,29 @@
           <w:sz w:val="26"/>
           <w:szCs w:val="26"/>
         </w:rPr>
-        <w:t xml:space="preserve"> ngày 7 </w:t>
+        <w:t xml:space="preserve"> ngày </w:t>
+      </w:r>
+      <w:r>
+        <w:rPr>
+          <w:rFonts w:ascii="Times New Roman" w:hAnsi="Times New Roman" w:cs="Times New Roman"/>
+          <w:i/>
+          <w:iCs/>
+          <w:color w:val="000000" w:themeColor="text1"/>
+          <w:sz w:val="26"/>
+          <w:szCs w:val="26"/>
+        </w:rPr>
+        <w:t>8</w:t>
+      </w:r>
+      <w:r>
+        <w:rPr>
+          <w:rFonts w:ascii="Times New Roman" w:hAnsi="Times New Roman" w:cs="Times New Roman"/>
+          <w:i/>
+          <w:iCs/>
+          <w:color w:val="000000" w:themeColor="text1"/>
+          <w:sz w:val="26"/>
+          <w:szCs w:val="26"/>
+        </w:rPr>
+        <w:t xml:space="preserve"> </w:t>
       </w:r>
       <w:r>
         <w:rPr>
@@ -513,7 +535,7 @@
           <w:szCs w:val="26"/>
           <w:lang w:eastAsia="zh-CN"/>
         </w:rPr>
-        <w:t xml:space="preserve">Ô 3, Lô DC 82, Đường NA12, </w:t>
+        <w:t>Ô 8, Lô DC 76, Đường DA8, KDC Việt Sing, Khu phố Bình Giao, Phường Thuận</w:t>
       </w:r>
       <w:r>
         <w:rPr>
@@ -524,8 +546,10 @@
           <w:szCs w:val="26"/>
           <w:lang w:eastAsia="zh-CN"/>
         </w:rPr>
-        <w:t>Khu dân cư</w:t>
-      </w:r>
+        <w:t xml:space="preserve"> </w:t>
+      </w:r>
+      <w:bookmarkStart w:id="0" w:name="_GoBack"/>
+      <w:bookmarkEnd w:id="0"/>
       <w:r>
         <w:rPr>
           <w:rFonts w:ascii="Times New Roman" w:eastAsia="Times New Roman" w:hAnsi="Times New Roman" w:cs="Times New Roman"/>
@@ -535,7 +559,7 @@
           <w:szCs w:val="26"/>
           <w:lang w:eastAsia="zh-CN"/>
         </w:rPr>
-        <w:t xml:space="preserve"> Việt Sing, Khu phố Bình Giao, Phường Thuận Giao, Thành phố Thuận An, Tỉnh Bình Dương, Việt Nam</w:t>
+        <w:t>Giao, Thành phố Hồ Chí Minh, Việt Nam</w:t>
       </w:r>
     </w:p>
     <w:p>
@@ -1082,8 +1106,6 @@
         </w:rPr>
         <w:t>Giấy Ủy quyền này có hiệu lực kể từ</w:t>
       </w:r>
-      <w:bookmarkStart w:id="0" w:name="_GoBack"/>
-      <w:bookmarkEnd w:id="0"/>
       <w:r>
         <w:rPr>
           <w:rFonts w:ascii="Times New Roman" w:hAnsi="Times New Roman" w:cs="Times New Roman"/>
@@ -1101,7 +1123,27 @@
           <w:sz w:val="26"/>
           <w:szCs w:val="26"/>
         </w:rPr>
-        <w:t>ngày 7 tháng 4 năm 2026</w:t>
+        <w:t xml:space="preserve">ngày </w:t>
+      </w:r>
+      <w:r>
+        <w:rPr>
+          <w:rFonts w:ascii="Times New Roman" w:hAnsi="Times New Roman" w:cs="Times New Roman"/>
+          <w:iCs/>
+          <w:color w:val="000000" w:themeColor="text1"/>
+          <w:sz w:val="26"/>
+          <w:szCs w:val="26"/>
+        </w:rPr>
+        <w:t>8</w:t>
+      </w:r>
+      <w:r>
+        <w:rPr>
+          <w:rFonts w:ascii="Times New Roman" w:hAnsi="Times New Roman" w:cs="Times New Roman"/>
+          <w:iCs/>
+          <w:color w:val="000000" w:themeColor="text1"/>
+          <w:sz w:val="26"/>
+          <w:szCs w:val="26"/>
+        </w:rPr>
+        <w:t xml:space="preserve"> tháng 4 năm 2026</w:t>
       </w:r>
       <w:r>
         <w:rPr>
